--- a/templates/drafts/Company_Charter_TEMPLATE_Integrow_Branded_draft.docx
+++ b/templates/drafts/Company_Charter_TEMPLATE_Integrow_Branded_draft.docx
@@ -990,6 +990,143 @@
           <w:color w:val="808080"/>
         </w:rPr>
         <w:t xml:space="preserve">[Corporate-registry cross-check: list every MCA/ROC-incorporated entity found in public mirrors (ZaubaCorp/FileSure/etc.) sharing the same brand name or directors/partners as the RERA-registered promoter, with CIN/LLPIN, incorporation date, and ROC. State explicitly whether any of those entities' registered addresses match the RERA-filed addresses. If the link between the RERA-registered entity and any MCA-incorporated entity cannot be confirmed, say so as a standing gap -- do not assume they're the same entity.]</w:t>
+      </w:r>
+    </w:p>
+    <w:p>
+      <w:pPr>
+        <w:pStyle w:val="Heading2"/>
+      </w:pPr>
+      <w:r>
+        <w:t>Promoter Profile</w:t>
+      </w:r>
+    </w:p>
+    <w:p>
+      <w:r>
+        <w:t>[One paragraph: brief profile of the promoter/promoter group, sourced from public web research -- background, professional history, other real-estate and non-real-estate ventures. State plainly if no such research was run this pass, rather than leaving this blank.]</w:t>
+      </w:r>
+    </w:p>
+    <w:p>
+      <w:pPr>
+        <w:pStyle w:val="Heading2"/>
+      </w:pPr>
+      <w:r>
+        <w:t>Business Ventures &amp; Network</w:t>
+      </w:r>
+    </w:p>
+    <w:p>
+      <w:r>
+        <w:t>[Cross-reference the Group / Affiliated Companies table above -- summarize the count of linked entities and the pattern of directorship overlap. Do not repeat the company name / CIN / basis-for-link list here; that lives only in Group / Affiliated Companies.]</w:t>
+      </w:r>
+    </w:p>
+    <w:p>
+      <w:pPr>
+        <w:pStyle w:val="Heading2"/>
+      </w:pPr>
+      <w:r>
+        <w:t>Trust Signals</w:t>
+      </w:r>
+    </w:p>
+    <w:p/>
+    <w:tbl>
+      <w:tblPr>
+        <w:tblW w:type="auto" w:w="0"/>
+        <w:tblLook w:firstColumn="1" w:firstRow="1" w:lastColumn="0" w:lastRow="0" w:noHBand="0" w:noVBand="1" w:val="04A0"/>
+      </w:tblPr>
+      <w:tblGrid>
+        <w:gridCol w:w="3009"/>
+        <w:gridCol w:w="3009"/>
+        <w:gridCol w:w="3009"/>
+      </w:tblGrid>
+      <w:tr>
+        <w:tc>
+          <w:tcPr>
+            <w:tcW w:type="dxa" w:w="3009"/>
+          </w:tcPr>
+          <w:p>
+            <w:r>
+              <w:rPr>
+                <w:b/>
+              </w:rPr>
+              <w:t>Signal</w:t>
+            </w:r>
+          </w:p>
+        </w:tc>
+        <w:tc>
+          <w:tcPr>
+            <w:tcW w:type="dxa" w:w="3009"/>
+          </w:tcPr>
+          <w:p>
+            <w:r>
+              <w:rPr>
+                <w:b/>
+              </w:rPr>
+              <w:t>Status</w:t>
+            </w:r>
+          </w:p>
+        </w:tc>
+        <w:tc>
+          <w:tcPr>
+            <w:tcW w:type="dxa" w:w="3009"/>
+          </w:tcPr>
+          <w:p>
+            <w:r>
+              <w:rPr>
+                <w:b/>
+              </w:rPr>
+              <w:t>Detail</w:t>
+            </w:r>
+          </w:p>
+        </w:tc>
+      </w:tr>
+      <w:tr>
+        <w:tc>
+          <w:tcPr>
+            <w:tcW w:type="dxa" w:w="3009"/>
+          </w:tcPr>
+          <w:p>
+            <w:r>
+              <w:t>[e.g. MCA Charge Transparency]</w:t>
+            </w:r>
+          </w:p>
+        </w:tc>
+        <w:tc>
+          <w:tcPr>
+            <w:tcW w:type="dxa" w:w="3009"/>
+          </w:tcPr>
+          <w:p>
+            <w:r>
+              <w:t>[Clean / Flagged / Not checked / Not applicable]</w:t>
+            </w:r>
+          </w:p>
+        </w:tc>
+        <w:tc>
+          <w:tcPr>
+            <w:tcW w:type="dxa" w:w="3009"/>
+          </w:tcPr>
+          <w:p>
+            <w:r>
+              <w:t>[State the finding, or state plainly why this could not be checked -- never leave blank.]</w:t>
+            </w:r>
+          </w:p>
+        </w:tc>
+      </w:tr>
+    </w:tbl>
+    <w:p>
+      <w:pPr>
+        <w:pStyle w:val="Heading2"/>
+      </w:pPr>
+      <w:r>
+        <w:t>Registered-Deed Corroboration (Maharashtra only)</w:t>
+      </w:r>
+    </w:p>
+    <w:p>
+      <w:r>
+        <w:t>[If an IGR Maharashtra e-Search was run this pass, name the specific registered deed found -- document number, counterparty, and consideration. Otherwise state plainly that this was not run this pass, and never render this heading for a promoter outside Maharashtra.]</w:t>
+      </w:r>
+    </w:p>
+    <w:p>
+      <w:r>
+        <w:t>[Standing disclaimer: personal net worth, family details, and investment portfolio are not publicly available for a private promoter entity and are not estimated here.]</w:t>
       </w:r>
     </w:p>
     <w:p>
@@ -4203,6 +4340,769 @@
         <w:t xml:space="preserve">Google Maps (maps.google.com) — live driving-route distances/times from the confirmed project pin, retrieved [date]</w:t>
       </w:r>
     </w:p>
+    <w:p>
+      <w:r>
+        <w:br w:type="page"/>
+      </w:r>
+    </w:p>
+    <w:p>
+      <w:pPr>
+        <w:pStyle w:val="Heading1"/>
+      </w:pPr>
+      <w:r>
+        <w:t>Diligence Appendix -- Auto-Generated Sections (Code-Computed, Not Filled From This Template)</w:t>
+      </w:r>
+    </w:p>
+    <w:p>
+      <w:r>
+        <w:t>[Everything below this point is NOT filled from this template's own placeholders -- it is appended directly by company_charter.py's code, in this order, every time the pipeline runs, regardless of what this draft file says. It is included here purely as a reference so this draft shows the full shape of what a real Charter contains. The Promoter Profile section (added earlier in this draft, under Legal Identifiers) is part of this same automatic append list -- it is placed earlier in this draft only for markup convenience, not because it renders there in a real run.]</w:t>
+      </w:r>
+    </w:p>
+    <w:p>
+      <w:r>
+        <w:br w:type="page"/>
+      </w:r>
+    </w:p>
+    <w:p>
+      <w:pPr>
+        <w:pStyle w:val="Heading1"/>
+      </w:pPr>
+      <w:r>
+        <w:t>Company Registration Profile (Code-Computed, by CIN)</w:t>
+      </w:r>
+    </w:p>
+    <w:p>
+      <w:r>
+        <w:t>[Name (CIN); Status / Class / Category / ROC. Incorporated: [date]. Registered address: [address]. Authorised capital: [value]; Paid-up capital: [value]. Shareholding note: [note]. Pulled directly from the public company-registry mirror(s) by CIN -- an exact-identifier lookup, not a name-based guess -- and cross-checked against each other.]</w:t>
+      </w:r>
+    </w:p>
+    <w:p>
+      <w:r>
+        <w:t>Current Directors &amp; Key Managerial Personnel</w:t>
+      </w:r>
+    </w:p>
+    <w:tbl>
+      <w:tblPr>
+        <w:tblW w:type="auto" w:w="0"/>
+        <w:tblLook w:firstColumn="1" w:firstRow="1" w:lastColumn="0" w:lastRow="0" w:noHBand="0" w:noVBand="1" w:val="04A0"/>
+      </w:tblPr>
+      <w:tblGrid>
+        <w:gridCol w:w="2256"/>
+        <w:gridCol w:w="2256"/>
+        <w:gridCol w:w="2256"/>
+        <w:gridCol w:w="2256"/>
+      </w:tblGrid>
+      <w:tr>
+        <w:tc>
+          <w:tcPr>
+            <w:tcW w:type="dxa" w:w="2256"/>
+          </w:tcPr>
+          <w:p>
+            <w:r>
+              <w:rPr>
+                <w:b/>
+              </w:rPr>
+              <w:t>Director Name</w:t>
+            </w:r>
+          </w:p>
+        </w:tc>
+        <w:tc>
+          <w:tcPr>
+            <w:tcW w:type="dxa" w:w="2256"/>
+          </w:tcPr>
+          <w:p>
+            <w:r>
+              <w:rPr>
+                <w:b/>
+              </w:rPr>
+              <w:t>Designation</w:t>
+            </w:r>
+          </w:p>
+        </w:tc>
+        <w:tc>
+          <w:tcPr>
+            <w:tcW w:type="dxa" w:w="2256"/>
+          </w:tcPr>
+          <w:p>
+            <w:r>
+              <w:rPr>
+                <w:b/>
+              </w:rPr>
+              <w:t>DIN</w:t>
+            </w:r>
+          </w:p>
+        </w:tc>
+        <w:tc>
+          <w:tcPr>
+            <w:tcW w:type="dxa" w:w="2256"/>
+          </w:tcPr>
+          <w:p>
+            <w:r>
+              <w:rPr>
+                <w:b/>
+              </w:rPr>
+              <w:t>Appointment Date</w:t>
+            </w:r>
+          </w:p>
+        </w:tc>
+      </w:tr>
+      <w:tr>
+        <w:tc>
+          <w:tcPr>
+            <w:tcW w:type="dxa" w:w="2256"/>
+          </w:tcPr>
+          <w:p>
+            <w:r>
+              <w:t>[Name]</w:t>
+            </w:r>
+          </w:p>
+        </w:tc>
+        <w:tc>
+          <w:tcPr>
+            <w:tcW w:type="dxa" w:w="2256"/>
+          </w:tcPr>
+          <w:p>
+            <w:r>
+              <w:t>[Designation]</w:t>
+            </w:r>
+          </w:p>
+        </w:tc>
+        <w:tc>
+          <w:tcPr>
+            <w:tcW w:type="dxa" w:w="2256"/>
+          </w:tcPr>
+          <w:p>
+            <w:r>
+              <w:t>[DIN]</w:t>
+            </w:r>
+          </w:p>
+        </w:tc>
+        <w:tc>
+          <w:tcPr>
+            <w:tcW w:type="dxa" w:w="2256"/>
+          </w:tcPr>
+          <w:p>
+            <w:r>
+              <w:t>[Date]</w:t>
+            </w:r>
+          </w:p>
+        </w:tc>
+      </w:tr>
+    </w:tbl>
+    <w:p/>
+    <w:p>
+      <w:r>
+        <w:t>Past Directors &amp; Key Managerial Personnel</w:t>
+      </w:r>
+    </w:p>
+    <w:tbl>
+      <w:tblPr>
+        <w:tblW w:type="auto" w:w="0"/>
+        <w:tblLook w:firstColumn="1" w:firstRow="1" w:lastColumn="0" w:lastRow="0" w:noHBand="0" w:noVBand="1" w:val="04A0"/>
+      </w:tblPr>
+      <w:tblGrid>
+        <w:gridCol w:w="1805"/>
+        <w:gridCol w:w="1805"/>
+        <w:gridCol w:w="1805"/>
+        <w:gridCol w:w="1805"/>
+        <w:gridCol w:w="1805"/>
+      </w:tblGrid>
+      <w:tr>
+        <w:tc>
+          <w:tcPr>
+            <w:tcW w:type="dxa" w:w="1805"/>
+          </w:tcPr>
+          <w:p>
+            <w:r>
+              <w:rPr>
+                <w:b/>
+              </w:rPr>
+              <w:t>Director Name</w:t>
+            </w:r>
+          </w:p>
+        </w:tc>
+        <w:tc>
+          <w:tcPr>
+            <w:tcW w:type="dxa" w:w="1805"/>
+          </w:tcPr>
+          <w:p>
+            <w:r>
+              <w:rPr>
+                <w:b/>
+              </w:rPr>
+              <w:t>Designation</w:t>
+            </w:r>
+          </w:p>
+        </w:tc>
+        <w:tc>
+          <w:tcPr>
+            <w:tcW w:type="dxa" w:w="1805"/>
+          </w:tcPr>
+          <w:p>
+            <w:r>
+              <w:rPr>
+                <w:b/>
+              </w:rPr>
+              <w:t>DIN</w:t>
+            </w:r>
+          </w:p>
+        </w:tc>
+        <w:tc>
+          <w:tcPr>
+            <w:tcW w:type="dxa" w:w="1805"/>
+          </w:tcPr>
+          <w:p>
+            <w:r>
+              <w:rPr>
+                <w:b/>
+              </w:rPr>
+              <w:t>Appointment Date</w:t>
+            </w:r>
+          </w:p>
+        </w:tc>
+        <w:tc>
+          <w:tcPr>
+            <w:tcW w:type="dxa" w:w="1805"/>
+          </w:tcPr>
+          <w:p>
+            <w:r>
+              <w:rPr>
+                <w:b/>
+              </w:rPr>
+              <w:t>Cessation</w:t>
+            </w:r>
+          </w:p>
+        </w:tc>
+      </w:tr>
+      <w:tr>
+        <w:tc>
+          <w:tcPr>
+            <w:tcW w:type="dxa" w:w="1805"/>
+          </w:tcPr>
+          <w:p>
+            <w:r>
+              <w:t>[Name]</w:t>
+            </w:r>
+          </w:p>
+        </w:tc>
+        <w:tc>
+          <w:tcPr>
+            <w:tcW w:type="dxa" w:w="1805"/>
+          </w:tcPr>
+          <w:p>
+            <w:r>
+              <w:t>[Designation]</w:t>
+            </w:r>
+          </w:p>
+        </w:tc>
+        <w:tc>
+          <w:tcPr>
+            <w:tcW w:type="dxa" w:w="1805"/>
+          </w:tcPr>
+          <w:p>
+            <w:r>
+              <w:t>[DIN]</w:t>
+            </w:r>
+          </w:p>
+        </w:tc>
+        <w:tc>
+          <w:tcPr>
+            <w:tcW w:type="dxa" w:w="1805"/>
+          </w:tcPr>
+          <w:p>
+            <w:r>
+              <w:t>[Date]</w:t>
+            </w:r>
+          </w:p>
+        </w:tc>
+        <w:tc>
+          <w:tcPr>
+            <w:tcW w:type="dxa" w:w="1805"/>
+          </w:tcPr>
+          <w:p>
+            <w:r>
+              <w:t>[Date]</w:t>
+            </w:r>
+          </w:p>
+        </w:tc>
+      </w:tr>
+    </w:tbl>
+    <w:p>
+      <w:r>
+        <w:br w:type="page"/>
+      </w:r>
+    </w:p>
+    <w:p>
+      <w:pPr>
+        <w:pStyle w:val="Heading1"/>
+      </w:pPr>
+      <w:r>
+        <w:t>Secured Borrowing -- Registered Charges (Code-Computed)</w:t>
+      </w:r>
+    </w:p>
+    <w:p>
+      <w:r>
+        <w:t>[Headline: N open charge(s) totalling Rs [amount] to [lender(s)], or 'No open charges. N satisfied and closed.' An unreadable amount is stated as unreadable, never as zero -- those are opposite claims about a company's debt.]</w:t>
+      </w:r>
+    </w:p>
+    <w:tbl>
+      <w:tblPr>
+        <w:tblW w:type="auto" w:w="0"/>
+        <w:tblLook w:firstColumn="1" w:firstRow="1" w:lastColumn="0" w:lastRow="0" w:noHBand="0" w:noVBand="1" w:val="04A0"/>
+      </w:tblPr>
+      <w:tblGrid>
+        <w:gridCol w:w="1805"/>
+        <w:gridCol w:w="1805"/>
+        <w:gridCol w:w="1805"/>
+        <w:gridCol w:w="1805"/>
+        <w:gridCol w:w="1805"/>
+      </w:tblGrid>
+      <w:tr>
+        <w:tc>
+          <w:tcPr>
+            <w:tcW w:type="dxa" w:w="1805"/>
+          </w:tcPr>
+          <w:p>
+            <w:r>
+              <w:rPr>
+                <w:b/>
+              </w:rPr>
+              <w:t>Charge ID</w:t>
+            </w:r>
+          </w:p>
+        </w:tc>
+        <w:tc>
+          <w:tcPr>
+            <w:tcW w:type="dxa" w:w="1805"/>
+          </w:tcPr>
+          <w:p>
+            <w:r>
+              <w:rPr>
+                <w:b/>
+              </w:rPr>
+              <w:t>Created</w:t>
+            </w:r>
+          </w:p>
+        </w:tc>
+        <w:tc>
+          <w:tcPr>
+            <w:tcW w:type="dxa" w:w="1805"/>
+          </w:tcPr>
+          <w:p>
+            <w:r>
+              <w:rPr>
+                <w:b/>
+              </w:rPr>
+              <w:t>Status</w:t>
+            </w:r>
+          </w:p>
+        </w:tc>
+        <w:tc>
+          <w:tcPr>
+            <w:tcW w:type="dxa" w:w="1805"/>
+          </w:tcPr>
+          <w:p>
+            <w:r>
+              <w:rPr>
+                <w:b/>
+              </w:rPr>
+              <w:t>Amount</w:t>
+            </w:r>
+          </w:p>
+        </w:tc>
+        <w:tc>
+          <w:tcPr>
+            <w:tcW w:type="dxa" w:w="1805"/>
+          </w:tcPr>
+          <w:p>
+            <w:r>
+              <w:rPr>
+                <w:b/>
+              </w:rPr>
+              <w:t>Lender</w:t>
+            </w:r>
+          </w:p>
+        </w:tc>
+      </w:tr>
+      <w:tr>
+        <w:tc>
+          <w:tcPr>
+            <w:tcW w:type="dxa" w:w="1805"/>
+          </w:tcPr>
+          <w:p>
+            <w:r>
+              <w:t>[ID]</w:t>
+            </w:r>
+          </w:p>
+        </w:tc>
+        <w:tc>
+          <w:tcPr>
+            <w:tcW w:type="dxa" w:w="1805"/>
+          </w:tcPr>
+          <w:p>
+            <w:r>
+              <w:t>[Date]</w:t>
+            </w:r>
+          </w:p>
+        </w:tc>
+        <w:tc>
+          <w:tcPr>
+            <w:tcW w:type="dxa" w:w="1805"/>
+          </w:tcPr>
+          <w:p>
+            <w:r>
+              <w:t>[Open / Satisfied]</w:t>
+            </w:r>
+          </w:p>
+        </w:tc>
+        <w:tc>
+          <w:tcPr>
+            <w:tcW w:type="dxa" w:w="1805"/>
+          </w:tcPr>
+          <w:p>
+            <w:r>
+              <w:t>[Rs Amount]</w:t>
+            </w:r>
+          </w:p>
+        </w:tc>
+        <w:tc>
+          <w:tcPr>
+            <w:tcW w:type="dxa" w:w="1805"/>
+          </w:tcPr>
+          <w:p>
+            <w:r>
+              <w:t>[Lender]</w:t>
+            </w:r>
+          </w:p>
+        </w:tc>
+      </w:tr>
+    </w:tbl>
+    <w:p>
+      <w:r>
+        <w:t>[Any movement since the last run on this same registration -- a charge opened or repaid -- stated only if something actually changed since the previous pass.]</w:t>
+      </w:r>
+    </w:p>
+    <w:p>
+      <w:r>
+        <w:br w:type="page"/>
+      </w:r>
+    </w:p>
+    <w:p>
+      <w:pPr>
+        <w:pStyle w:val="Heading1"/>
+      </w:pPr>
+      <w:r>
+        <w:t>Credit Rating Check (Code-Computed)</w:t>
+      </w:r>
+    </w:p>
+    <w:p>
+      <w:r>
+        <w:t>[Checked against CRISIL, ICRA, CARE, India Ratings and Infomerics for a rating under the promoter's exact legal name. No public rating is the ordinary case for an unlisted SPV, not a red flag -- these agencies only rate developers that sought a public rating.]</w:t>
+      </w:r>
+    </w:p>
+    <w:tbl>
+      <w:tblPr>
+        <w:tblW w:type="auto" w:w="0"/>
+        <w:tblLook w:firstColumn="1" w:firstRow="1" w:lastColumn="0" w:lastRow="0" w:noHBand="0" w:noVBand="1" w:val="04A0"/>
+      </w:tblPr>
+      <w:tblGrid>
+        <w:gridCol w:w="3009"/>
+        <w:gridCol w:w="3009"/>
+        <w:gridCol w:w="3009"/>
+      </w:tblGrid>
+      <w:tr>
+        <w:tc>
+          <w:tcPr>
+            <w:tcW w:type="dxa" w:w="3009"/>
+          </w:tcPr>
+          <w:p>
+            <w:r>
+              <w:rPr>
+                <w:b/>
+              </w:rPr>
+              <w:t>Agency</w:t>
+            </w:r>
+          </w:p>
+        </w:tc>
+        <w:tc>
+          <w:tcPr>
+            <w:tcW w:type="dxa" w:w="3009"/>
+          </w:tcPr>
+          <w:p>
+            <w:r>
+              <w:rPr>
+                <w:b/>
+              </w:rPr>
+              <w:t>Rating</w:t>
+            </w:r>
+          </w:p>
+        </w:tc>
+        <w:tc>
+          <w:tcPr>
+            <w:tcW w:type="dxa" w:w="3009"/>
+          </w:tcPr>
+          <w:p>
+            <w:r>
+              <w:rPr>
+                <w:b/>
+              </w:rPr>
+              <w:t>Instrument</w:t>
+            </w:r>
+          </w:p>
+        </w:tc>
+      </w:tr>
+      <w:tr>
+        <w:tc>
+          <w:tcPr>
+            <w:tcW w:type="dxa" w:w="3009"/>
+          </w:tcPr>
+          <w:p>
+            <w:r>
+              <w:t>[Agency]</w:t>
+            </w:r>
+          </w:p>
+        </w:tc>
+        <w:tc>
+          <w:tcPr>
+            <w:tcW w:type="dxa" w:w="3009"/>
+          </w:tcPr>
+          <w:p>
+            <w:r>
+              <w:t>[Rating]</w:t>
+            </w:r>
+          </w:p>
+        </w:tc>
+        <w:tc>
+          <w:tcPr>
+            <w:tcW w:type="dxa" w:w="3009"/>
+          </w:tcPr>
+          <w:p>
+            <w:r>
+              <w:t>[Instrument]</w:t>
+            </w:r>
+          </w:p>
+        </w:tc>
+      </w:tr>
+    </w:tbl>
+    <w:p>
+      <w:r>
+        <w:t>[If a separate parent/group entity carries its own rating, it is shown here too, explicitly labeled as that group entity's own credit standing -- never conflated with the specific promoter/SPV above, which is usually the unrated party.]</w:t>
+      </w:r>
+    </w:p>
+    <w:p>
+      <w:r>
+        <w:br w:type="page"/>
+      </w:r>
+    </w:p>
+    <w:p>
+      <w:pPr>
+        <w:pStyle w:val="Heading1"/>
+      </w:pPr>
+      <w:r>
+        <w:t>Insolvency Check -- IBBI Corporate Debtor Master Data (Code-Computed)</w:t>
+      </w:r>
+    </w:p>
+    <w:p>
+      <w:r>
+        <w:t>[Checked directly against the Insolvency and Bankruptcy Board of India's public Corporate Debtor Master Data, by the promoter's own CIN -- an exact-identifier lookup, not a name-based guess. A clean result renders as "Nothing found." with no further sentence; a hit reproduces the raw extracted page text verbatim for a human to read directly.]</w:t>
+      </w:r>
+    </w:p>
+    <w:p>
+      <w:r>
+        <w:br w:type="page"/>
+      </w:r>
+    </w:p>
+    <w:p>
+      <w:pPr>
+        <w:pStyle w:val="Heading1"/>
+      </w:pPr>
+      <w:r>
+        <w:t>Group / Affiliated Companies (Code-Computed Director &amp; Address Crosswalk)</w:t>
+      </w:r>
+    </w:p>
+    <w:p>
+      <w:r>
+        <w:t>[Every entity below shares a concrete, named link with the promoter above -- a specific director in common, a shared registered office, or a filed subsidiary/associate/JV relationship, not a name or industry guess. Relationships whose counterparty identity is paywalled are still stated as existing, just not named.]</w:t>
+      </w:r>
+    </w:p>
+    <w:p>
+      <w:r>
+        <w:t>Director Relationship Map</w:t>
+      </w:r>
+    </w:p>
+    <w:tbl>
+      <w:tblPr>
+        <w:tblW w:type="auto" w:w="0"/>
+        <w:tblLook w:firstColumn="1" w:firstRow="1" w:lastColumn="0" w:lastRow="0" w:noHBand="0" w:noVBand="1" w:val="04A0"/>
+      </w:tblPr>
+      <w:tblGrid>
+        <w:gridCol w:w="3009"/>
+        <w:gridCol w:w="3009"/>
+        <w:gridCol w:w="3009"/>
+      </w:tblGrid>
+      <w:tr>
+        <w:tc>
+          <w:tcPr>
+            <w:tcW w:type="dxa" w:w="3009"/>
+          </w:tcPr>
+          <w:p>
+            <w:r>
+              <w:rPr>
+                <w:b/>
+              </w:rPr>
+              <w:t>Director</w:t>
+            </w:r>
+          </w:p>
+        </w:tc>
+        <w:tc>
+          <w:tcPr>
+            <w:tcW w:type="dxa" w:w="3009"/>
+          </w:tcPr>
+          <w:p>
+            <w:r>
+              <w:rPr>
+                <w:b/>
+              </w:rPr>
+              <w:t>Role at This Promoter</w:t>
+            </w:r>
+          </w:p>
+        </w:tc>
+        <w:tc>
+          <w:tcPr>
+            <w:tcW w:type="dxa" w:w="3009"/>
+          </w:tcPr>
+          <w:p>
+            <w:r>
+              <w:rPr>
+                <w:b/>
+              </w:rPr>
+              <w:t>Group Companies Linked</w:t>
+            </w:r>
+          </w:p>
+        </w:tc>
+      </w:tr>
+      <w:tr>
+        <w:tc>
+          <w:tcPr>
+            <w:tcW w:type="dxa" w:w="3009"/>
+          </w:tcPr>
+          <w:p>
+            <w:r>
+              <w:t>[Name]</w:t>
+            </w:r>
+          </w:p>
+        </w:tc>
+        <w:tc>
+          <w:tcPr>
+            <w:tcW w:type="dxa" w:w="3009"/>
+          </w:tcPr>
+          <w:p>
+            <w:r>
+              <w:t>[Role] ([Tenure])</w:t>
+            </w:r>
+          </w:p>
+        </w:tc>
+        <w:tc>
+          <w:tcPr>
+            <w:tcW w:type="dxa" w:w="3009"/>
+          </w:tcPr>
+          <w:p>
+            <w:r>
+              <w:t>[Count]</w:t>
+            </w:r>
+          </w:p>
+        </w:tc>
+      </w:tr>
+    </w:tbl>
+    <w:p>
+      <w:r>
+        <w:t>[A hub-and-spoke diagram renders here in the real Charter, sized by how many linked companies each director shares -- omitted here since this is a static reference copy.]</w:t>
+      </w:r>
+    </w:p>
+    <w:tbl>
+      <w:tblPr>
+        <w:tblW w:type="auto" w:w="0"/>
+        <w:tblLook w:firstColumn="1" w:firstRow="1" w:lastColumn="0" w:lastRow="0" w:noHBand="0" w:noVBand="1" w:val="04A0"/>
+      </w:tblPr>
+      <w:tblGrid>
+        <w:gridCol w:w="3009"/>
+        <w:gridCol w:w="3009"/>
+        <w:gridCol w:w="3009"/>
+      </w:tblGrid>
+      <w:tr>
+        <w:tc>
+          <w:tcPr>
+            <w:tcW w:type="dxa" w:w="3009"/>
+          </w:tcPr>
+          <w:p>
+            <w:r>
+              <w:rPr>
+                <w:b/>
+              </w:rPr>
+              <w:t>Company Name</w:t>
+            </w:r>
+          </w:p>
+        </w:tc>
+        <w:tc>
+          <w:tcPr>
+            <w:tcW w:type="dxa" w:w="3009"/>
+          </w:tcPr>
+          <w:p>
+            <w:r>
+              <w:rPr>
+                <w:b/>
+              </w:rPr>
+              <w:t>CIN / Identifier</w:t>
+            </w:r>
+          </w:p>
+        </w:tc>
+        <w:tc>
+          <w:tcPr>
+            <w:tcW w:type="dxa" w:w="3009"/>
+          </w:tcPr>
+          <w:p>
+            <w:r>
+              <w:rPr>
+                <w:b/>
+              </w:rPr>
+              <w:t>Basis for Link</w:t>
+            </w:r>
+          </w:p>
+        </w:tc>
+      </w:tr>
+      <w:tr>
+        <w:tc>
+          <w:tcPr>
+            <w:tcW w:type="dxa" w:w="3009"/>
+          </w:tcPr>
+          <w:p>
+            <w:r>
+              <w:t>[Company Name]</w:t>
+            </w:r>
+          </w:p>
+        </w:tc>
+        <w:tc>
+          <w:tcPr>
+            <w:tcW w:type="dxa" w:w="3009"/>
+          </w:tcPr>
+          <w:p>
+            <w:r>
+              <w:t>[CIN]</w:t>
+            </w:r>
+          </w:p>
+        </w:tc>
+        <w:tc>
+          <w:tcPr>
+            <w:tcW w:type="dxa" w:w="3009"/>
+          </w:tcPr>
+          <w:p>
+            <w:r>
+              <w:t>[e.g. shared director: Name (Designation)]</w:t>
+            </w:r>
+          </w:p>
+        </w:tc>
+      </w:tr>
+    </w:tbl>
     <w:sectPr>
       <w:headerReference w:type="default" r:id="rId7"/>
       <w:footerReference w:type="default" r:id="rId8"/>
